--- a/source/hs/Course 2_ Micronutrients/Lesson 2.docx
+++ b/source/hs/Course 2_ Micronutrients/Lesson 2.docx
@@ -614,7 +614,7 @@
           <w:szCs w:val="26"/>
           <w:rtl w:val="0"/>
         </w:rPr>
-        <w:t xml:space="preserve">Top food sources: Beef liver, fish, eggs, dairy (quick boost for vision and immune support); carrots, sweet potatoes, cantaloupe, spinach, and kale (plant sources that support long‑term skin and eye health).</w:t>
+        <w:t>Top food sources: Beef liver, fish, eggs, dairy (supports normal vision and immune function); carrots, sweet potatoes, cantaloupe, spinach, and kale (plant sources that support long‑term skin and eye health).</w:t>
       </w:r>
     </w:p>
     <w:p>
@@ -836,7 +836,7 @@
           <w:szCs w:val="26"/>
           <w:rtl w:val="0"/>
         </w:rPr>
-        <w:t xml:space="preserve">Function in the body: Vitamin E neutralizes free radicals that can cause muscle soreness and fatigue after intense workouts, supports immune function so you recover faster, and helps protect skin and hair — affecting appearance and feeling of wellbeing. It may also support cardiovascular health, helping endurance.</w:t>
+        <w:t>Function in the body: Vitamin E acts as an antioxidant, helping to neutralize free radicals and support normal immune function</w:t>
       </w:r>
     </w:p>
     <w:p>
@@ -1337,7 +1337,7 @@
           <w:szCs w:val="26"/>
           <w:rtl w:val="0"/>
         </w:rPr>
-        <w:t xml:space="preserve">Athletic performance: Muscles recover faster, fewer cramps, and better strength or endurance.</w:t>
+        <w:t>Athletic performance: Adequate nutrition supports muscle recovery and normal function; many factors affect cramps and recovery</w:t>
       </w:r>
     </w:p>
     <w:p>
@@ -1365,7 +1365,7 @@
           <w:szCs w:val="26"/>
           <w:rtl w:val="0"/>
         </w:rPr>
-        <w:t xml:space="preserve">Mood and appearance: Stable mood, clearer skin, healthy hair, and cuts that stop bleeding normally.</w:t>
+        <w:t>Overall health: Vitamins support normal cell function, which contributes to healthy skin, hair, and overall well-being</w:t>
       </w:r>
     </w:p>
     <w:p>
